--- a/document_templates/郵寄標籤_範本.docx
+++ b/document_templates/郵寄標籤_範本.docx
@@ -37,11 +37,11 @@
       </w:pPr>
       <w:r>
         <w:rPr>
-          <w:rFonts w:ascii="標楷體" w:eastAsia="標楷體" w:hAnsi="標楷體" w:cs="新細明體" w:hint="eastAsia"/>
+          <w:rFonts w:ascii="標楷體" w:eastAsia="標楷體" w:hAnsi="標楷體" w:cs="新細明體"/>
           <w:color w:val="000000"/>
           <w:kern w:val="0"/>
         </w:rPr>
-        <w:t>&lt;&lt;郵遞區號&gt;&gt;</w:t>
+        <w:t>{{ postal_code }}</w:t>
       </w:r>
       <w:r>
         <w:rPr>
@@ -69,27 +69,7 @@
           <w:kern w:val="0"/>
           <w:sz w:val="28"/>
         </w:rPr>
-        <w:t>{{</w:t>
-      </w:r>
-      <w:proofErr w:type="spellStart"/>
-      <w:r>
-        <w:rPr>
-          <w:rFonts w:ascii="標楷體" w:eastAsia="標楷體" w:hAnsi="標楷體" w:cs="新細明體"/>
-          <w:color w:val="000000"/>
-          <w:kern w:val="0"/>
-          <w:sz w:val="28"/>
-        </w:rPr>
-        <w:t>customer_name</w:t>
-      </w:r>
-      <w:proofErr w:type="spellEnd"/>
-      <w:r>
-        <w:rPr>
-          <w:rFonts w:ascii="標楷體" w:eastAsia="標楷體" w:hAnsi="標楷體" w:cs="新細明體"/>
-          <w:color w:val="000000"/>
-          <w:kern w:val="0"/>
-          <w:sz w:val="28"/>
-        </w:rPr>
-        <w:t>}}</w:t>
+        <w:t>{{customer_name}}</w:t>
       </w:r>
     </w:p>
     <w:p>
@@ -110,27 +90,7 @@
           <w:kern w:val="0"/>
           <w:sz w:val="28"/>
         </w:rPr>
-        <w:t>{{</w:t>
-      </w:r>
-      <w:proofErr w:type="spellStart"/>
-      <w:r>
-        <w:rPr>
-          <w:rFonts w:ascii="標楷體" w:eastAsia="標楷體" w:hAnsi="標楷體" w:cs="新細明體"/>
-          <w:color w:val="000000"/>
-          <w:kern w:val="0"/>
-          <w:sz w:val="28"/>
-        </w:rPr>
-        <w:t>contact_person</w:t>
-      </w:r>
-      <w:proofErr w:type="spellEnd"/>
-      <w:r>
-        <w:rPr>
-          <w:rFonts w:ascii="標楷體" w:eastAsia="標楷體" w:hAnsi="標楷體" w:cs="新細明體"/>
-          <w:color w:val="000000"/>
-          <w:kern w:val="0"/>
-          <w:sz w:val="28"/>
-        </w:rPr>
-        <w:t>}}</w:t>
+        <w:t>{{contact_person}}</w:t>
       </w:r>
       <w:r>
         <w:rPr>
